--- a/入會申請書.docx
+++ b/入會申請書.docx
@@ -891,7 +891,7 @@
           <w:sz w:val="22"/>
           <w:szCs w:val="22"/>
         </w:rPr>
-        <w:t xml:space="preserve">二、年費：入會費新台幣 500 元，常年會費新台幣 1,000 元，匯入協會指定帳戶。</w:t>
+        <w:t xml:space="preserve">二、年費：入會費新台幣 1,000 元，常年會費新台幣 1,000 元，匯入協會指定帳戶。</w:t>
       </w:r>
     </w:p>
     <w:p>
@@ -934,7 +934,7 @@
           <w:sz w:val="22"/>
           <w:szCs w:val="22"/>
         </w:rPr>
-        <w:t xml:space="preserve">【聯絡方式】E-MAIL：hcdrone168@gmail.com</w:t>
+        <w:t xml:space="preserve">【聯絡方式】LINE：https://line.me/ti/p/PIDoBE3SUS</w:t>
       </w:r>
     </w:p>
     <w:p>

--- a/入會申請書.docx
+++ b/入會申請書.docx
@@ -47,12 +47,12 @@
         </w:tblBorders>
       </w:tblPr>
       <w:tblGrid>
-        <w:gridCol w:w="1400"/>
+        <w:gridCol w:w="1650"/>
         <w:gridCol w:w="2000"/>
         <w:gridCol w:w="1100"/>
-        <w:gridCol w:w="1600"/>
+        <w:gridCol w:w="1950"/>
         <w:gridCol w:w="1300"/>
-        <w:gridCol w:w="3372"/>
+        <w:gridCol w:w="2772"/>
       </w:tblGrid>
       <w:tr>
         <w:trPr>
@@ -60,7 +60,7 @@
         </w:trPr>
         <w:tc>
           <w:tcPr>
-            <w:tcW w:type="dxa" w:w="1400"/>
+            <w:tcW w:type="dxa" w:w="1650"/>
             <w:tcBorders>
               <w:top w:val="single" w:color="334477" w:sz="4"/>
               <w:left w:val="single" w:color="334477" w:sz="4"/>
@@ -156,7 +156,7 @@
         </w:tc>
         <w:tc>
           <w:tcPr>
-            <w:tcW w:type="dxa" w:w="1600"/>
+            <w:tcW w:type="dxa" w:w="1950"/>
             <w:tcBorders>
               <w:top w:val="single" w:color="334477" w:sz="4"/>
               <w:left w:val="single" w:color="334477" w:sz="4"/>
@@ -218,7 +218,7 @@
         </w:tc>
         <w:tc>
           <w:tcPr>
-            <w:tcW w:type="dxa" w:w="3372"/>
+            <w:tcW w:type="dxa" w:w="2772"/>
             <w:tcBorders>
               <w:top w:val="single" w:color="334477" w:sz="4"/>
               <w:left w:val="single" w:color="334477" w:sz="4"/>
@@ -251,7 +251,7 @@
         </w:trPr>
         <w:tc>
           <w:tcPr>
-            <w:tcW w:type="dxa" w:w="1400"/>
+            <w:tcW w:type="dxa" w:w="1650"/>
             <w:tcBorders>
               <w:top w:val="single" w:color="334477" w:sz="4"/>
               <w:left w:val="single" w:color="334477" w:sz="4"/>
@@ -347,7 +347,7 @@
         </w:tc>
         <w:tc>
           <w:tcPr>
-            <w:tcW w:type="dxa" w:w="1600"/>
+            <w:tcW w:type="dxa" w:w="1950"/>
             <w:tcBorders>
               <w:top w:val="single" w:color="334477" w:sz="4"/>
               <w:left w:val="single" w:color="334477" w:sz="4"/>
@@ -409,7 +409,7 @@
         </w:tc>
         <w:tc>
           <w:tcPr>
-            <w:tcW w:type="dxa" w:w="3372"/>
+            <w:tcW w:type="dxa" w:w="2772"/>
             <w:tcBorders>
               <w:top w:val="single" w:color="334477" w:sz="4"/>
               <w:left w:val="single" w:color="334477" w:sz="4"/>
@@ -442,7 +442,7 @@
         </w:trPr>
         <w:tc>
           <w:tcPr>
-            <w:tcW w:type="dxa" w:w="1400"/>
+            <w:tcW w:type="dxa" w:w="1650"/>
             <w:tcBorders>
               <w:top w:val="single" w:color="334477" w:sz="4"/>
               <w:left w:val="single" w:color="334477" w:sz="4"/>
@@ -476,7 +476,7 @@
         </w:tc>
         <w:tc>
           <w:tcPr>
-            <w:tcW w:type="dxa" w:w="9372"/>
+            <w:tcW w:type="dxa" w:w="9172"/>
             <w:gridSpan w:val="5"/>
             <w:tcBorders>
               <w:top w:val="single" w:color="334477" w:sz="4"/>
@@ -510,7 +510,7 @@
         </w:trPr>
         <w:tc>
           <w:tcPr>
-            <w:tcW w:type="dxa" w:w="1400"/>
+            <w:tcW w:type="dxa" w:w="1650"/>
             <w:tcBorders>
               <w:top w:val="single" w:color="334477" w:sz="4"/>
               <w:left w:val="single" w:color="334477" w:sz="4"/>
@@ -606,7 +606,7 @@
         </w:tc>
         <w:tc>
           <w:tcPr>
-            <w:tcW w:type="dxa" w:w="6272"/>
+            <w:tcW w:type="dxa" w:w="6072"/>
             <w:gridSpan w:val="3"/>
             <w:tcBorders>
               <w:top w:val="single" w:color="334477" w:sz="4"/>
@@ -640,7 +640,7 @@
         </w:trPr>
         <w:tc>
           <w:tcPr>
-            <w:tcW w:type="dxa" w:w="1400"/>
+            <w:tcW w:type="dxa" w:w="1650"/>
             <w:tcBorders>
               <w:top w:val="single" w:color="334477" w:sz="4"/>
               <w:left w:val="single" w:color="334477" w:sz="4"/>
@@ -674,7 +674,7 @@
         </w:tc>
         <w:tc>
           <w:tcPr>
-            <w:tcW w:type="dxa" w:w="9372"/>
+            <w:tcW w:type="dxa" w:w="9172"/>
             <w:gridSpan w:val="5"/>
             <w:tcBorders>
               <w:top w:val="single" w:color="334477" w:sz="4"/>
@@ -708,7 +708,7 @@
         </w:trPr>
         <w:tc>
           <w:tcPr>
-            <w:tcW w:type="dxa" w:w="1400"/>
+            <w:tcW w:type="dxa" w:w="1650"/>
             <w:tcBorders>
               <w:top w:val="single" w:color="334477" w:sz="4"/>
               <w:left w:val="single" w:color="334477" w:sz="4"/>
@@ -742,7 +742,7 @@
         </w:tc>
         <w:tc>
           <w:tcPr>
-            <w:tcW w:type="dxa" w:w="9372"/>
+            <w:tcW w:type="dxa" w:w="9172"/>
             <w:gridSpan w:val="5"/>
             <w:tcBorders>
               <w:top w:val="single" w:color="334477" w:sz="4"/>
@@ -775,7 +775,7 @@
         </w:trPr>
         <w:tc>
           <w:tcPr>
-            <w:tcW w:type="dxa" w:w="1400"/>
+            <w:tcW w:type="dxa" w:w="1650"/>
             <w:tcBorders>
               <w:top w:val="single" w:color="334477" w:sz="4"/>
               <w:left w:val="single" w:color="334477" w:sz="4"/>
@@ -824,7 +824,7 @@
         </w:tc>
         <w:tc>
           <w:tcPr>
-            <w:tcW w:type="dxa" w:w="9372"/>
+            <w:tcW w:type="dxa" w:w="9172"/>
             <w:gridSpan w:val="5"/>
             <w:tcBorders>
               <w:top w:val="single" w:color="334477" w:sz="4"/>

--- a/入會申請書.docx
+++ b/入會申請書.docx
@@ -917,7 +917,7 @@
           <w:sz w:val="22"/>
           <w:szCs w:val="22"/>
         </w:rPr>
-        <w:t xml:space="preserve">四、請將填妥之申請書寄送至協會辦公室，待審查通過後將主動聯繫。</w:t>
+        <w:t xml:space="preserve">四、請將填妥之申請書拍照傳至LINE入會申請群組，待審查通過後將主動聯繫。</w:t>
       </w:r>
     </w:p>
     <w:p>
@@ -934,7 +934,7 @@
           <w:sz w:val="22"/>
           <w:szCs w:val="22"/>
         </w:rPr>
-        <w:t xml:space="preserve">【聯絡方式】LINE：https://line.me/ti/p/PIDoBE3SUS</w:t>
+        <w:t xml:space="preserve">【聯絡方式】LINE入會申請群組：https://line.me/ti/g/-6ggDAz8xX</w:t>
       </w:r>
     </w:p>
     <w:p>

--- a/入會申請書.docx
+++ b/入會申請書.docx
@@ -891,7 +891,7 @@
           <w:sz w:val="22"/>
           <w:szCs w:val="22"/>
         </w:rPr>
-        <w:t xml:space="preserve">二、年費：入會費新台幣 1,000 元，常年會費新台幣 1,000 元，匯入協會指定帳戶。</w:t>
+        <w:t xml:space="preserve">二、年費：入會費新台幣 1,000 元，常年會費新台幣 1,000 元，匯入協會指定帳戶。審核通過後將於LINE提供會費匯款帳戶。</w:t>
       </w:r>
     </w:p>
     <w:p>

--- a/入會申請書.docx
+++ b/入會申請書.docx
@@ -883,7 +883,7 @@
     </w:p>
     <w:p>
       <w:pPr>
-        <w:spacing w:after="60" w:before="60"/>
+        <w:spacing w:after="0" w:before="60"/>
       </w:pPr>
       <w:r>
         <w:rPr>
@@ -891,7 +891,21 @@
           <w:sz w:val="22"/>
           <w:szCs w:val="22"/>
         </w:rPr>
-        <w:t xml:space="preserve">二、年費：入會費新台幣 1,000 元，常年會費新台幣 1,000 元，匯入協會指定帳戶。審核通過後將於LINE提供會費匯款帳戶。</w:t>
+        <w:t xml:space="preserve">二、年費：入會費新台幣 1,000 元，常年會費新台幣 1,000 元，匯入協會指定帳戶。</w:t>
+      </w:r>
+    </w:p>
+    <w:p>
+      <w:pPr>
+        <w:spacing w:after="60" w:before="0"/>
+        <w:ind w:left="440"/>
+      </w:pPr>
+      <w:r>
+        <w:rPr>
+          <w:rFonts w:ascii="標楷體" w:cs="標楷體" w:eastAsia="標楷體" w:hAnsi="標楷體"/>
+          <w:sz w:val="22"/>
+          <w:szCs w:val="22"/>
+        </w:rPr>
+        <w:t xml:space="preserve">審核通過後將於LINE提供會費匯款帳戶。</w:t>
       </w:r>
     </w:p>
     <w:p>

--- a/入會申請書.docx
+++ b/入會申請書.docx
@@ -47,12 +47,12 @@
         </w:tblBorders>
       </w:tblPr>
       <w:tblGrid>
-        <w:gridCol w:w="1650"/>
+        <w:gridCol w:w="1800"/>
         <w:gridCol w:w="2000"/>
         <w:gridCol w:w="1100"/>
         <w:gridCol w:w="1950"/>
         <w:gridCol w:w="1300"/>
-        <w:gridCol w:w="2772"/>
+        <w:gridCol w:w="2622"/>
       </w:tblGrid>
       <w:tr>
         <w:trPr>
@@ -60,7 +60,7 @@
         </w:trPr>
         <w:tc>
           <w:tcPr>
-            <w:tcW w:type="dxa" w:w="1650"/>
+            <w:tcW w:type="dxa" w:w="1800"/>
             <w:tcBorders>
               <w:top w:val="single" w:color="334477" w:sz="4"/>
               <w:left w:val="single" w:color="334477" w:sz="4"/>
@@ -218,7 +218,7 @@
         </w:tc>
         <w:tc>
           <w:tcPr>
-            <w:tcW w:type="dxa" w:w="2772"/>
+            <w:tcW w:type="dxa" w:w="2622"/>
             <w:tcBorders>
               <w:top w:val="single" w:color="334477" w:sz="4"/>
               <w:left w:val="single" w:color="334477" w:sz="4"/>
@@ -251,7 +251,7 @@
         </w:trPr>
         <w:tc>
           <w:tcPr>
-            <w:tcW w:type="dxa" w:w="1650"/>
+            <w:tcW w:type="dxa" w:w="1800"/>
             <w:tcBorders>
               <w:top w:val="single" w:color="334477" w:sz="4"/>
               <w:left w:val="single" w:color="334477" w:sz="4"/>
@@ -409,7 +409,7 @@
         </w:tc>
         <w:tc>
           <w:tcPr>
-            <w:tcW w:type="dxa" w:w="2772"/>
+            <w:tcW w:type="dxa" w:w="2622"/>
             <w:tcBorders>
               <w:top w:val="single" w:color="334477" w:sz="4"/>
               <w:left w:val="single" w:color="334477" w:sz="4"/>
@@ -442,7 +442,7 @@
         </w:trPr>
         <w:tc>
           <w:tcPr>
-            <w:tcW w:type="dxa" w:w="1650"/>
+            <w:tcW w:type="dxa" w:w="1800"/>
             <w:tcBorders>
               <w:top w:val="single" w:color="334477" w:sz="4"/>
               <w:left w:val="single" w:color="334477" w:sz="4"/>
@@ -510,7 +510,7 @@
         </w:trPr>
         <w:tc>
           <w:tcPr>
-            <w:tcW w:type="dxa" w:w="1650"/>
+            <w:tcW w:type="dxa" w:w="1800"/>
             <w:tcBorders>
               <w:top w:val="single" w:color="334477" w:sz="4"/>
               <w:left w:val="single" w:color="334477" w:sz="4"/>
@@ -640,7 +640,7 @@
         </w:trPr>
         <w:tc>
           <w:tcPr>
-            <w:tcW w:type="dxa" w:w="1650"/>
+            <w:tcW w:type="dxa" w:w="1800"/>
             <w:tcBorders>
               <w:top w:val="single" w:color="334477" w:sz="4"/>
               <w:left w:val="single" w:color="334477" w:sz="4"/>
@@ -708,7 +708,7 @@
         </w:trPr>
         <w:tc>
           <w:tcPr>
-            <w:tcW w:type="dxa" w:w="1650"/>
+            <w:tcW w:type="dxa" w:w="1800"/>
             <w:tcBorders>
               <w:top w:val="single" w:color="334477" w:sz="4"/>
               <w:left w:val="single" w:color="334477" w:sz="4"/>
@@ -775,7 +775,7 @@
         </w:trPr>
         <w:tc>
           <w:tcPr>
-            <w:tcW w:type="dxa" w:w="1650"/>
+            <w:tcW w:type="dxa" w:w="1800"/>
             <w:tcBorders>
               <w:top w:val="single" w:color="334477" w:sz="4"/>
               <w:left w:val="single" w:color="334477" w:sz="4"/>
